--- a/CÔNG TY PERFECT VENUS/PerfectVenus_ThayDoiThanhVien_DDPL/PerfectVenus_ThayDoiThanhVien/PerfectVenus_DSThanhVien_Mẫu số 6.docx
+++ b/CÔNG TY PERFECT VENUS/PerfectVenus_ThayDoiThanhVien_DDPL/PerfectVenus_ThayDoiThanhVien/PerfectVenus_DSThanhVien_Mẫu số 6.docx
@@ -1475,7 +1475,21 @@
                 <w:rFonts w:ascii="Times New Roman" w:eastAsia="Calibri" w:hAnsi="Times New Roman" w:cs="Times New Roman"/>
                 <w:spacing w:val="-20"/>
               </w:rPr>
-              <w:t>3</w:t>
+              <w:t>5</w:t>
+            </w:r>
+            <w:r>
+              <w:rPr>
+                <w:rFonts w:ascii="Times New Roman" w:eastAsia="Calibri" w:hAnsi="Times New Roman" w:cs="Times New Roman"/>
+                <w:spacing w:val="-20"/>
+              </w:rPr>
+              <w:t>0</w:t>
+            </w:r>
+            <w:r>
+              <w:rPr>
+                <w:rFonts w:ascii="Times New Roman" w:eastAsia="Calibri" w:hAnsi="Times New Roman" w:cs="Times New Roman"/>
+                <w:spacing w:val="-20"/>
+              </w:rPr>
+              <w:t>0</w:t>
             </w:r>
             <w:r>
               <w:rPr>
@@ -1489,7 +1503,7 @@
                 <w:rFonts w:ascii="Times New Roman" w:eastAsia="Calibri" w:hAnsi="Times New Roman" w:cs="Times New Roman"/>
                 <w:spacing w:val="-20"/>
               </w:rPr>
-              <w:t>570</w:t>
+              <w:t>000</w:t>
             </w:r>
             <w:r>
               <w:rPr>
@@ -1510,6 +1524,115 @@
                 <w:rFonts w:ascii="Times New Roman" w:eastAsia="Calibri" w:hAnsi="Times New Roman" w:cs="Times New Roman"/>
                 <w:spacing w:val="-20"/>
               </w:rPr>
+              <w:t xml:space="preserve"> VNĐ</w:t>
+            </w:r>
+          </w:p>
+        </w:tc>
+        <w:tc>
+          <w:tcPr>
+            <w:tcW w:w="709" w:type="dxa"/>
+            <w:tcBorders>
+              <w:top w:val="single" w:sz="4" w:space="0" w:color="auto"/>
+              <w:left w:val="single" w:sz="4" w:space="0" w:color="000000"/>
+              <w:bottom w:val="single" w:sz="4" w:space="0" w:color="auto"/>
+            </w:tcBorders>
+            <w:shd w:val="clear" w:color="auto" w:fill="auto"/>
+          </w:tcPr>
+          <w:p>
+            <w:pPr>
+              <w:snapToGrid w:val="0"/>
+              <w:spacing w:after="0" w:line="240" w:lineRule="auto"/>
+              <w:jc w:val="center"/>
+              <w:rPr>
+                <w:rFonts w:ascii="Times New Roman" w:eastAsia="Calibri" w:hAnsi="Times New Roman" w:cs="Times New Roman"/>
+                <w:spacing w:val="-20"/>
+              </w:rPr>
+            </w:pPr>
+            <w:r>
+              <w:rPr>
+                <w:rFonts w:ascii="Times New Roman" w:eastAsia="Calibri" w:hAnsi="Times New Roman" w:cs="Times New Roman"/>
+                <w:spacing w:val="-20"/>
+              </w:rPr>
+              <w:t>5</w:t>
+            </w:r>
+            <w:r>
+              <w:rPr>
+                <w:rFonts w:ascii="Times New Roman" w:eastAsia="Calibri" w:hAnsi="Times New Roman" w:cs="Times New Roman"/>
+                <w:spacing w:val="-20"/>
+              </w:rPr>
+              <w:t>0</w:t>
+            </w:r>
+          </w:p>
+        </w:tc>
+        <w:tc>
+          <w:tcPr>
+            <w:tcW w:w="1276" w:type="dxa"/>
+            <w:tcBorders>
+              <w:top w:val="single" w:sz="4" w:space="0" w:color="auto"/>
+              <w:left w:val="single" w:sz="4" w:space="0" w:color="000000"/>
+              <w:bottom w:val="single" w:sz="4" w:space="0" w:color="auto"/>
+            </w:tcBorders>
+            <w:shd w:val="clear" w:color="auto" w:fill="auto"/>
+          </w:tcPr>
+          <w:p>
+            <w:pPr>
+              <w:snapToGrid w:val="0"/>
+              <w:spacing w:after="0" w:line="240" w:lineRule="auto"/>
+              <w:rPr>
+                <w:rFonts w:ascii="Times New Roman" w:eastAsia="Calibri" w:hAnsi="Times New Roman" w:cs="Times New Roman"/>
+                <w:spacing w:val="-20"/>
+              </w:rPr>
+            </w:pPr>
+            <w:r>
+              <w:rPr>
+                <w:rFonts w:ascii="Times New Roman" w:eastAsia="Calibri" w:hAnsi="Times New Roman" w:cs="Times New Roman"/>
+                <w:spacing w:val="-20"/>
+              </w:rPr>
+              <w:t>Loại tài sản: Đồng Việt Nam</w:t>
+            </w:r>
+          </w:p>
+          <w:p>
+            <w:pPr>
+              <w:snapToGrid w:val="0"/>
+              <w:spacing w:after="0" w:line="240" w:lineRule="auto"/>
+              <w:rPr>
+                <w:rFonts w:ascii="Times New Roman" w:eastAsia="Calibri" w:hAnsi="Times New Roman" w:cs="Times New Roman"/>
+                <w:spacing w:val="-20"/>
+              </w:rPr>
+            </w:pPr>
+            <w:r>
+              <w:rPr>
+                <w:rFonts w:ascii="Times New Roman" w:eastAsia="Calibri" w:hAnsi="Times New Roman" w:cs="Times New Roman"/>
+                <w:spacing w:val="-20"/>
+              </w:rPr>
+              <w:t xml:space="preserve">Số lượng: </w:t>
+            </w:r>
+            <w:r>
+              <w:rPr>
+                <w:rFonts w:ascii="Times New Roman" w:eastAsia="Calibri" w:hAnsi="Times New Roman" w:cs="Times New Roman"/>
+                <w:spacing w:val="-20"/>
+              </w:rPr>
+              <w:t>5</w:t>
+            </w:r>
+            <w:r>
+              <w:rPr>
+                <w:rFonts w:ascii="Times New Roman" w:eastAsia="Calibri" w:hAnsi="Times New Roman" w:cs="Times New Roman"/>
+                <w:spacing w:val="-20"/>
+              </w:rPr>
+              <w:t>0</w:t>
+            </w:r>
+            <w:r>
+              <w:rPr>
+                <w:rFonts w:ascii="Times New Roman" w:eastAsia="Calibri" w:hAnsi="Times New Roman" w:cs="Times New Roman"/>
+                <w:spacing w:val="-20"/>
+              </w:rPr>
+              <w:t>0</w:t>
+            </w:r>
+            <w:r>
+              <w:rPr>
+                <w:rFonts w:ascii="Times New Roman" w:eastAsia="Calibri" w:hAnsi="Times New Roman" w:cs="Times New Roman"/>
+                <w:spacing w:val="-20"/>
+              </w:rPr>
               <w:t>.</w:t>
             </w:r>
             <w:r>
@@ -1524,94 +1647,6 @@
                 <w:rFonts w:ascii="Times New Roman" w:eastAsia="Calibri" w:hAnsi="Times New Roman" w:cs="Times New Roman"/>
                 <w:spacing w:val="-20"/>
               </w:rPr>
-              <w:t xml:space="preserve"> VNĐ</w:t>
-            </w:r>
-          </w:p>
-        </w:tc>
-        <w:tc>
-          <w:tcPr>
-            <w:tcW w:w="709" w:type="dxa"/>
-            <w:tcBorders>
-              <w:top w:val="single" w:sz="4" w:space="0" w:color="auto"/>
-              <w:left w:val="single" w:sz="4" w:space="0" w:color="000000"/>
-              <w:bottom w:val="single" w:sz="4" w:space="0" w:color="auto"/>
-            </w:tcBorders>
-            <w:shd w:val="clear" w:color="auto" w:fill="auto"/>
-          </w:tcPr>
-          <w:p>
-            <w:pPr>
-              <w:snapToGrid w:val="0"/>
-              <w:spacing w:after="0" w:line="240" w:lineRule="auto"/>
-              <w:jc w:val="center"/>
-              <w:rPr>
-                <w:rFonts w:ascii="Times New Roman" w:eastAsia="Calibri" w:hAnsi="Times New Roman" w:cs="Times New Roman"/>
-                <w:spacing w:val="-20"/>
-              </w:rPr>
-            </w:pPr>
-            <w:r>
-              <w:rPr>
-                <w:rFonts w:ascii="Times New Roman" w:eastAsia="Calibri" w:hAnsi="Times New Roman" w:cs="Times New Roman"/>
-                <w:spacing w:val="-20"/>
-              </w:rPr>
-              <w:t>51</w:t>
-            </w:r>
-          </w:p>
-        </w:tc>
-        <w:tc>
-          <w:tcPr>
-            <w:tcW w:w="1276" w:type="dxa"/>
-            <w:tcBorders>
-              <w:top w:val="single" w:sz="4" w:space="0" w:color="auto"/>
-              <w:left w:val="single" w:sz="4" w:space="0" w:color="000000"/>
-              <w:bottom w:val="single" w:sz="4" w:space="0" w:color="auto"/>
-            </w:tcBorders>
-            <w:shd w:val="clear" w:color="auto" w:fill="auto"/>
-          </w:tcPr>
-          <w:p>
-            <w:pPr>
-              <w:snapToGrid w:val="0"/>
-              <w:spacing w:after="0" w:line="240" w:lineRule="auto"/>
-              <w:rPr>
-                <w:rFonts w:ascii="Times New Roman" w:eastAsia="Calibri" w:hAnsi="Times New Roman" w:cs="Times New Roman"/>
-                <w:spacing w:val="-20"/>
-              </w:rPr>
-            </w:pPr>
-            <w:r>
-              <w:rPr>
-                <w:rFonts w:ascii="Times New Roman" w:eastAsia="Calibri" w:hAnsi="Times New Roman" w:cs="Times New Roman"/>
-                <w:spacing w:val="-20"/>
-              </w:rPr>
-              <w:t>Loại tài sản: Đồng Việt Nam</w:t>
-            </w:r>
-          </w:p>
-          <w:p>
-            <w:pPr>
-              <w:snapToGrid w:val="0"/>
-              <w:spacing w:after="0" w:line="240" w:lineRule="auto"/>
-              <w:rPr>
-                <w:rFonts w:ascii="Times New Roman" w:eastAsia="Calibri" w:hAnsi="Times New Roman" w:cs="Times New Roman"/>
-                <w:spacing w:val="-20"/>
-              </w:rPr>
-            </w:pPr>
-            <w:r>
-              <w:rPr>
-                <w:rFonts w:ascii="Times New Roman" w:eastAsia="Calibri" w:hAnsi="Times New Roman" w:cs="Times New Roman"/>
-                <w:spacing w:val="-20"/>
-              </w:rPr>
-              <w:t xml:space="preserve">Số lượng: </w:t>
-            </w:r>
-            <w:r>
-              <w:rPr>
-                <w:rFonts w:ascii="Times New Roman" w:eastAsia="Calibri" w:hAnsi="Times New Roman" w:cs="Times New Roman"/>
-                <w:spacing w:val="-20"/>
-              </w:rPr>
-              <w:t>3</w:t>
-            </w:r>
-            <w:r>
-              <w:rPr>
-                <w:rFonts w:ascii="Times New Roman" w:eastAsia="Calibri" w:hAnsi="Times New Roman" w:cs="Times New Roman"/>
-                <w:spacing w:val="-20"/>
-              </w:rPr>
               <w:t>.</w:t>
             </w:r>
             <w:r>
@@ -1619,20 +1654,6 @@
                 <w:rFonts w:ascii="Times New Roman" w:eastAsia="Calibri" w:hAnsi="Times New Roman" w:cs="Times New Roman"/>
                 <w:spacing w:val="-20"/>
               </w:rPr>
-              <w:t>570</w:t>
-            </w:r>
-            <w:r>
-              <w:rPr>
-                <w:rFonts w:ascii="Times New Roman" w:eastAsia="Calibri" w:hAnsi="Times New Roman" w:cs="Times New Roman"/>
-                <w:spacing w:val="-20"/>
-              </w:rPr>
-              <w:t>.</w:t>
-            </w:r>
-            <w:r>
-              <w:rPr>
-                <w:rFonts w:ascii="Times New Roman" w:eastAsia="Calibri" w:hAnsi="Times New Roman" w:cs="Times New Roman"/>
-                <w:spacing w:val="-20"/>
-              </w:rPr>
               <w:t>000</w:t>
             </w:r>
             <w:r>
@@ -1640,21 +1661,14 @@
                 <w:rFonts w:ascii="Times New Roman" w:eastAsia="Calibri" w:hAnsi="Times New Roman" w:cs="Times New Roman"/>
                 <w:spacing w:val="-20"/>
               </w:rPr>
-              <w:t>.</w:t>
-            </w:r>
-            <w:r>
-              <w:rPr>
-                <w:rFonts w:ascii="Times New Roman" w:eastAsia="Calibri" w:hAnsi="Times New Roman" w:cs="Times New Roman"/>
-                <w:spacing w:val="-20"/>
-              </w:rPr>
-              <w:t>000</w:t>
-            </w:r>
-            <w:r>
-              <w:rPr>
-                <w:rFonts w:ascii="Times New Roman" w:eastAsia="Calibri" w:hAnsi="Times New Roman" w:cs="Times New Roman"/>
-                <w:spacing w:val="-20"/>
-              </w:rPr>
-              <w:t xml:space="preserve">  đồng</w:t>
+              <w:t xml:space="preserve"> </w:t>
+            </w:r>
+            <w:r>
+              <w:rPr>
+                <w:rFonts w:ascii="Times New Roman" w:eastAsia="Calibri" w:hAnsi="Times New Roman" w:cs="Times New Roman"/>
+                <w:spacing w:val="-20"/>
+              </w:rPr>
+              <w:t>đồng</w:t>
             </w:r>
           </w:p>
         </w:tc>
@@ -1774,9 +1788,27 @@
             </w:pPr>
             <w:r>
               <w:rPr>
-                <w:rFonts w:ascii="Times New Roman" w:eastAsia="Calibri" w:hAnsi="Times New Roman" w:cs="Times New Roman"/>
-              </w:rPr>
-              <w:t>YEOH ZHONG XIANG</w:t>
+                <w:rFonts w:ascii="Times New Roman" w:eastAsia="Times New Roman" w:hAnsi="Times New Roman" w:cs="Times New Roman"/>
+                <w:sz w:val="24"/>
+                <w:szCs w:val="24"/>
+              </w:rPr>
+              <w:t>PHẠM THỊ HỒNG C</w:t>
+            </w:r>
+            <w:r>
+              <w:rPr>
+                <w:rFonts w:ascii="Times New Roman" w:eastAsia="Times New Roman" w:hAnsi="Times New Roman" w:cs="Times New Roman"/>
+                <w:sz w:val="24"/>
+                <w:szCs w:val="24"/>
+              </w:rPr>
+              <w:t>Ẩ</w:t>
+            </w:r>
+            <w:r>
+              <w:rPr>
+                <w:rFonts w:ascii="Times New Roman" w:eastAsia="Times New Roman" w:hAnsi="Times New Roman" w:cs="Times New Roman"/>
+                <w:sz w:val="24"/>
+                <w:szCs w:val="24"/>
+              </w:rPr>
+              <w:t>M</w:t>
             </w:r>
           </w:p>
         </w:tc>
@@ -1794,15 +1826,12 @@
           <w:p>
             <w:pPr>
               <w:jc w:val="center"/>
-              <w:rPr>
-                <w:rFonts w:ascii="Times New Roman" w:hAnsi="Times New Roman" w:cs="Times New Roman"/>
-              </w:rPr>
-            </w:pPr>
-            <w:r>
-              <w:rPr>
-                <w:rFonts w:ascii="Times New Roman" w:eastAsia="Calibri" w:hAnsi="Times New Roman" w:cs="Times New Roman"/>
-              </w:rPr>
-              <w:t>06/08/1985</w:t>
+            </w:pPr>
+            <w:r>
+              <w:rPr>
+                <w:rFonts w:eastAsia="Calibri"/>
+              </w:rPr>
+              <w:t>07/12/1987</w:t>
             </w:r>
           </w:p>
         </w:tc>
@@ -1827,9 +1856,15 @@
             </w:pPr>
             <w:r>
               <w:rPr>
-                <w:rFonts w:ascii="Times New Roman" w:eastAsia="Calibri" w:hAnsi="Times New Roman" w:cs="Times New Roman"/>
-              </w:rPr>
-              <w:t>Nam</w:t>
+                <w:rFonts w:eastAsia="Calibri"/>
+              </w:rPr>
+              <w:t>N</w:t>
+            </w:r>
+            <w:r>
+              <w:rPr>
+                <w:rFonts w:eastAsia="Calibri"/>
+              </w:rPr>
+              <w:t>ữ</w:t>
             </w:r>
           </w:p>
         </w:tc>
@@ -1856,45 +1891,39 @@
               <w:rPr>
                 <w:rFonts w:ascii="Times New Roman" w:eastAsia="Calibri" w:hAnsi="Times New Roman" w:cs="Times New Roman"/>
               </w:rPr>
-              <w:t xml:space="preserve">Hộ chiếu nước ngoài: </w:t>
-            </w:r>
-            <w:r>
-              <w:rPr>
-                <w:rFonts w:ascii="Times New Roman" w:eastAsia="Calibri" w:hAnsi="Times New Roman" w:cs="Times New Roman"/>
-              </w:rPr>
-              <w:t>A62633793</w:t>
-            </w:r>
-          </w:p>
-          <w:p>
-            <w:pPr>
-              <w:snapToGrid w:val="0"/>
-              <w:spacing w:after="0" w:line="240" w:lineRule="auto"/>
-              <w:jc w:val="center"/>
-              <w:rPr>
-                <w:rFonts w:ascii="Times New Roman" w:eastAsia="Calibri" w:hAnsi="Times New Roman" w:cs="Times New Roman"/>
-              </w:rPr>
-            </w:pPr>
-            <w:r>
-              <w:rPr>
-                <w:rFonts w:ascii="Times New Roman" w:eastAsia="Calibri" w:hAnsi="Times New Roman" w:cs="Times New Roman"/>
-              </w:rPr>
-              <w:t>Ngày cấp 24/12/2024</w:t>
-            </w:r>
-          </w:p>
-          <w:p>
-            <w:pPr>
-              <w:snapToGrid w:val="0"/>
-              <w:spacing w:after="0" w:line="240" w:lineRule="auto"/>
-              <w:jc w:val="center"/>
-              <w:rPr>
-                <w:rFonts w:ascii="Times New Roman" w:eastAsia="Calibri" w:hAnsi="Times New Roman" w:cs="Times New Roman"/>
-              </w:rPr>
-            </w:pPr>
-            <w:r>
-              <w:rPr>
-                <w:rFonts w:ascii="Times New Roman" w:eastAsia="Calibri" w:hAnsi="Times New Roman" w:cs="Times New Roman"/>
-              </w:rPr>
-              <w:t>Nơi cấp: Kelana Jaya</w:t>
+              <w:t>căn cước công dân: 080187016482</w:t>
+            </w:r>
+          </w:p>
+          <w:p>
+            <w:pPr>
+              <w:snapToGrid w:val="0"/>
+              <w:spacing w:after="0" w:line="240" w:lineRule="auto"/>
+              <w:jc w:val="center"/>
+              <w:rPr>
+                <w:rFonts w:ascii="Times New Roman" w:eastAsia="Calibri" w:hAnsi="Times New Roman" w:cs="Times New Roman"/>
+              </w:rPr>
+            </w:pPr>
+            <w:r>
+              <w:rPr>
+                <w:rFonts w:ascii="Times New Roman" w:eastAsia="Calibri" w:hAnsi="Times New Roman" w:cs="Times New Roman"/>
+              </w:rPr>
+              <w:t>Ngày cấp 09/08/2021</w:t>
+            </w:r>
+          </w:p>
+          <w:p>
+            <w:pPr>
+              <w:snapToGrid w:val="0"/>
+              <w:spacing w:after="0" w:line="240" w:lineRule="auto"/>
+              <w:jc w:val="center"/>
+              <w:rPr>
+                <w:rFonts w:ascii="Times New Roman" w:eastAsia="Calibri" w:hAnsi="Times New Roman" w:cs="Times New Roman"/>
+              </w:rPr>
+            </w:pPr>
+            <w:r>
+              <w:rPr>
+                <w:rFonts w:ascii="Times New Roman" w:eastAsia="Calibri" w:hAnsi="Times New Roman" w:cs="Times New Roman"/>
+              </w:rPr>
+              <w:t>Nơi cấp: Cục Cảnh sát quản lý hành chính về trật tự xã hội</w:t>
             </w:r>
           </w:p>
         </w:tc>
@@ -1921,7 +1950,7 @@
               <w:rPr>
                 <w:rFonts w:ascii="Times New Roman" w:eastAsia="Calibri" w:hAnsi="Times New Roman" w:cs="Times New Roman"/>
               </w:rPr>
-              <w:t>Malaysia</w:t>
+              <w:t xml:space="preserve"> </w:t>
             </w:r>
           </w:p>
         </w:tc>
@@ -1967,16 +1996,11 @@
             </w:pPr>
             <w:r>
               <w:rPr>
-                <w:rFonts w:ascii="Times New Roman" w:eastAsia="Calibri" w:hAnsi="Times New Roman" w:cs="Times New Roman"/>
-                <w:lang w:val="vi-VN"/>
-              </w:rPr>
-              <w:t>B1-03-08, Chung cư The Habitat, khu phố Bình Đáng, Phường Bình Hòa, Hồ Chí Minh</w:t>
-            </w:r>
-            <w:r>
-              <w:rPr>
-                <w:rFonts w:ascii="Times New Roman" w:eastAsia="Calibri" w:hAnsi="Times New Roman" w:cs="Times New Roman"/>
-              </w:rPr>
-              <w:t>,Việt Nam</w:t>
+                <w:rFonts w:ascii="Times New Roman" w:eastAsia="Times New Roman" w:hAnsi="Times New Roman" w:cs="Times New Roman"/>
+                <w:sz w:val="24"/>
+                <w:szCs w:val="24"/>
+              </w:rPr>
+              <w:t>224 Ấp 1, Xã Nhựt Tảo, Tỉnh Tây Ninh, Việt Nam</w:t>
             </w:r>
           </w:p>
         </w:tc>
@@ -2005,7 +2029,21 @@
                 <w:rFonts w:ascii="Times New Roman" w:eastAsia="Calibri" w:hAnsi="Times New Roman" w:cs="Times New Roman"/>
                 <w:spacing w:val="-20"/>
               </w:rPr>
-              <w:t>3</w:t>
+              <w:t>5</w:t>
+            </w:r>
+            <w:r>
+              <w:rPr>
+                <w:rFonts w:ascii="Times New Roman" w:eastAsia="Calibri" w:hAnsi="Times New Roman" w:cs="Times New Roman"/>
+                <w:spacing w:val="-20"/>
+              </w:rPr>
+              <w:t>0</w:t>
+            </w:r>
+            <w:r>
+              <w:rPr>
+                <w:rFonts w:ascii="Times New Roman" w:eastAsia="Calibri" w:hAnsi="Times New Roman" w:cs="Times New Roman"/>
+                <w:spacing w:val="-20"/>
+              </w:rPr>
+              <w:t>0</w:t>
             </w:r>
             <w:r>
               <w:rPr>
@@ -2019,7 +2057,7 @@
                 <w:rFonts w:ascii="Times New Roman" w:eastAsia="Calibri" w:hAnsi="Times New Roman" w:cs="Times New Roman"/>
                 <w:spacing w:val="-20"/>
               </w:rPr>
-              <w:t>430</w:t>
+              <w:t>000</w:t>
             </w:r>
             <w:r>
               <w:rPr>
@@ -2040,6 +2078,122 @@
                 <w:rFonts w:ascii="Times New Roman" w:eastAsia="Calibri" w:hAnsi="Times New Roman" w:cs="Times New Roman"/>
                 <w:spacing w:val="-20"/>
               </w:rPr>
+              <w:t xml:space="preserve"> </w:t>
+            </w:r>
+            <w:r>
+              <w:rPr>
+                <w:rFonts w:ascii="Times New Roman" w:eastAsia="Calibri" w:hAnsi="Times New Roman" w:cs="Times New Roman"/>
+                <w:spacing w:val="-20"/>
+              </w:rPr>
+              <w:t xml:space="preserve"> </w:t>
+            </w:r>
+            <w:r>
+              <w:rPr>
+                <w:rFonts w:ascii="Times New Roman" w:eastAsia="Calibri" w:hAnsi="Times New Roman" w:cs="Times New Roman"/>
+                <w:spacing w:val="-20"/>
+              </w:rPr>
+              <w:t>VNĐ</w:t>
+            </w:r>
+          </w:p>
+        </w:tc>
+        <w:tc>
+          <w:tcPr>
+            <w:tcW w:w="709" w:type="dxa"/>
+            <w:tcBorders>
+              <w:top w:val="single" w:sz="4" w:space="0" w:color="auto"/>
+              <w:left w:val="single" w:sz="4" w:space="0" w:color="000000"/>
+              <w:bottom w:val="single" w:sz="4" w:space="0" w:color="auto"/>
+            </w:tcBorders>
+            <w:shd w:val="clear" w:color="auto" w:fill="auto"/>
+          </w:tcPr>
+          <w:p>
+            <w:pPr>
+              <w:snapToGrid w:val="0"/>
+              <w:spacing w:after="0" w:line="240" w:lineRule="auto"/>
+              <w:jc w:val="center"/>
+              <w:rPr>
+                <w:rFonts w:ascii="Times New Roman" w:eastAsia="Calibri" w:hAnsi="Times New Roman" w:cs="Times New Roman"/>
+                <w:spacing w:val="-20"/>
+              </w:rPr>
+            </w:pPr>
+            <w:r>
+              <w:rPr>
+                <w:rFonts w:ascii="Times New Roman" w:eastAsia="Calibri" w:hAnsi="Times New Roman" w:cs="Times New Roman"/>
+                <w:spacing w:val="-20"/>
+              </w:rPr>
+              <w:t>50</w:t>
+            </w:r>
+          </w:p>
+        </w:tc>
+        <w:tc>
+          <w:tcPr>
+            <w:tcW w:w="1276" w:type="dxa"/>
+            <w:tcBorders>
+              <w:top w:val="single" w:sz="4" w:space="0" w:color="auto"/>
+              <w:left w:val="single" w:sz="4" w:space="0" w:color="000000"/>
+              <w:bottom w:val="single" w:sz="4" w:space="0" w:color="auto"/>
+            </w:tcBorders>
+            <w:shd w:val="clear" w:color="auto" w:fill="auto"/>
+          </w:tcPr>
+          <w:p>
+            <w:pPr>
+              <w:snapToGrid w:val="0"/>
+              <w:spacing w:after="0" w:line="240" w:lineRule="auto"/>
+              <w:rPr>
+                <w:rFonts w:ascii="Times New Roman" w:eastAsia="Calibri" w:hAnsi="Times New Roman" w:cs="Times New Roman"/>
+                <w:spacing w:val="-20"/>
+              </w:rPr>
+            </w:pPr>
+            <w:r>
+              <w:rPr>
+                <w:rFonts w:ascii="Times New Roman" w:eastAsia="Calibri" w:hAnsi="Times New Roman" w:cs="Times New Roman"/>
+                <w:spacing w:val="-20"/>
+              </w:rPr>
+              <w:t>Loại tài sản: Đồng Việt Nam</w:t>
+            </w:r>
+          </w:p>
+          <w:p>
+            <w:pPr>
+              <w:snapToGrid w:val="0"/>
+              <w:spacing w:after="0" w:line="240" w:lineRule="auto"/>
+              <w:rPr>
+                <w:rFonts w:ascii="Times New Roman" w:eastAsia="Calibri" w:hAnsi="Times New Roman" w:cs="Times New Roman"/>
+                <w:spacing w:val="-20"/>
+              </w:rPr>
+            </w:pPr>
+            <w:r>
+              <w:rPr>
+                <w:rFonts w:ascii="Times New Roman" w:eastAsia="Calibri" w:hAnsi="Times New Roman" w:cs="Times New Roman"/>
+                <w:spacing w:val="-20"/>
+              </w:rPr>
+              <w:t xml:space="preserve">Số lượng: </w:t>
+            </w:r>
+            <w:r>
+              <w:rPr>
+                <w:rFonts w:ascii="Times New Roman" w:eastAsia="Calibri" w:hAnsi="Times New Roman" w:cs="Times New Roman"/>
+                <w:spacing w:val="-20"/>
+              </w:rPr>
+              <w:t>5</w:t>
+            </w:r>
+            <w:r>
+              <w:rPr>
+                <w:rFonts w:ascii="Times New Roman" w:eastAsia="Calibri" w:hAnsi="Times New Roman" w:cs="Times New Roman"/>
+                <w:spacing w:val="-20"/>
+              </w:rPr>
+              <w:t>0</w:t>
+            </w:r>
+            <w:r>
+              <w:rPr>
+                <w:rFonts w:ascii="Times New Roman" w:eastAsia="Calibri" w:hAnsi="Times New Roman" w:cs="Times New Roman"/>
+                <w:spacing w:val="-20"/>
+              </w:rPr>
+              <w:t>0</w:t>
+            </w:r>
+            <w:r>
+              <w:rPr>
+                <w:rFonts w:ascii="Times New Roman" w:eastAsia="Calibri" w:hAnsi="Times New Roman" w:cs="Times New Roman"/>
+                <w:spacing w:val="-20"/>
+              </w:rPr>
               <w:t>.</w:t>
             </w:r>
             <w:r>
@@ -2054,6 +2208,20 @@
                 <w:rFonts w:ascii="Times New Roman" w:eastAsia="Calibri" w:hAnsi="Times New Roman" w:cs="Times New Roman"/>
                 <w:spacing w:val="-20"/>
               </w:rPr>
+              <w:t>.</w:t>
+            </w:r>
+            <w:r>
+              <w:rPr>
+                <w:rFonts w:ascii="Times New Roman" w:eastAsia="Calibri" w:hAnsi="Times New Roman" w:cs="Times New Roman"/>
+                <w:spacing w:val="-20"/>
+              </w:rPr>
+              <w:t>000</w:t>
+            </w:r>
+            <w:r>
+              <w:rPr>
+                <w:rFonts w:ascii="Times New Roman" w:eastAsia="Calibri" w:hAnsi="Times New Roman" w:cs="Times New Roman"/>
+                <w:spacing w:val="-20"/>
+              </w:rPr>
               <w:t xml:space="preserve"> </w:t>
             </w:r>
             <w:r>
@@ -2061,144 +2229,7 @@
                 <w:rFonts w:ascii="Times New Roman" w:eastAsia="Calibri" w:hAnsi="Times New Roman" w:cs="Times New Roman"/>
                 <w:spacing w:val="-20"/>
               </w:rPr>
-              <w:t>VNĐ</w:t>
-            </w:r>
-          </w:p>
-        </w:tc>
-        <w:tc>
-          <w:tcPr>
-            <w:tcW w:w="709" w:type="dxa"/>
-            <w:tcBorders>
-              <w:top w:val="single" w:sz="4" w:space="0" w:color="auto"/>
-              <w:left w:val="single" w:sz="4" w:space="0" w:color="000000"/>
-              <w:bottom w:val="single" w:sz="4" w:space="0" w:color="auto"/>
-            </w:tcBorders>
-            <w:shd w:val="clear" w:color="auto" w:fill="auto"/>
-          </w:tcPr>
-          <w:p>
-            <w:pPr>
-              <w:snapToGrid w:val="0"/>
-              <w:spacing w:after="0" w:line="240" w:lineRule="auto"/>
-              <w:jc w:val="center"/>
-              <w:rPr>
-                <w:rFonts w:ascii="Times New Roman" w:eastAsia="Calibri" w:hAnsi="Times New Roman" w:cs="Times New Roman"/>
-                <w:spacing w:val="-20"/>
-              </w:rPr>
-            </w:pPr>
-            <w:r>
-              <w:rPr>
-                <w:rFonts w:ascii="Times New Roman" w:eastAsia="Calibri" w:hAnsi="Times New Roman" w:cs="Times New Roman"/>
-                <w:spacing w:val="-20"/>
-              </w:rPr>
-              <w:t>49</w:t>
-            </w:r>
-          </w:p>
-        </w:tc>
-        <w:tc>
-          <w:tcPr>
-            <w:tcW w:w="1276" w:type="dxa"/>
-            <w:tcBorders>
-              <w:top w:val="single" w:sz="4" w:space="0" w:color="auto"/>
-              <w:left w:val="single" w:sz="4" w:space="0" w:color="000000"/>
-              <w:bottom w:val="single" w:sz="4" w:space="0" w:color="auto"/>
-            </w:tcBorders>
-            <w:shd w:val="clear" w:color="auto" w:fill="auto"/>
-          </w:tcPr>
-          <w:p>
-            <w:pPr>
-              <w:snapToGrid w:val="0"/>
-              <w:spacing w:after="0" w:line="240" w:lineRule="auto"/>
-              <w:rPr>
-                <w:rFonts w:ascii="Times New Roman" w:eastAsia="Calibri" w:hAnsi="Times New Roman" w:cs="Times New Roman"/>
-                <w:spacing w:val="-20"/>
-              </w:rPr>
-            </w:pPr>
-            <w:r>
-              <w:rPr>
-                <w:rFonts w:ascii="Times New Roman" w:eastAsia="Calibri" w:hAnsi="Times New Roman" w:cs="Times New Roman"/>
-                <w:spacing w:val="-20"/>
-              </w:rPr>
-              <w:t>Loại tài sản: Đồng Việt Nam</w:t>
-            </w:r>
-          </w:p>
-          <w:p>
-            <w:pPr>
-              <w:snapToGrid w:val="0"/>
-              <w:spacing w:after="0" w:line="240" w:lineRule="auto"/>
-              <w:rPr>
-                <w:rFonts w:ascii="Times New Roman" w:eastAsia="Calibri" w:hAnsi="Times New Roman" w:cs="Times New Roman"/>
-                <w:spacing w:val="-20"/>
-              </w:rPr>
-            </w:pPr>
-            <w:r>
-              <w:rPr>
-                <w:rFonts w:ascii="Times New Roman" w:eastAsia="Calibri" w:hAnsi="Times New Roman" w:cs="Times New Roman"/>
-                <w:spacing w:val="-20"/>
-              </w:rPr>
-              <w:t xml:space="preserve">Số lượng: </w:t>
-            </w:r>
-            <w:r>
-              <w:rPr>
-                <w:rFonts w:ascii="Times New Roman" w:eastAsia="Calibri" w:hAnsi="Times New Roman" w:cs="Times New Roman"/>
-                <w:spacing w:val="-20"/>
-              </w:rPr>
-              <w:t>3</w:t>
-            </w:r>
-            <w:r>
-              <w:rPr>
-                <w:rFonts w:ascii="Times New Roman" w:eastAsia="Calibri" w:hAnsi="Times New Roman" w:cs="Times New Roman"/>
-                <w:spacing w:val="-20"/>
-              </w:rPr>
-              <w:t>.</w:t>
-            </w:r>
-            <w:r>
-              <w:rPr>
-                <w:rFonts w:ascii="Times New Roman" w:eastAsia="Calibri" w:hAnsi="Times New Roman" w:cs="Times New Roman"/>
-                <w:spacing w:val="-20"/>
-              </w:rPr>
-              <w:t>430</w:t>
-            </w:r>
-            <w:r>
-              <w:rPr>
-                <w:rFonts w:ascii="Times New Roman" w:eastAsia="Calibri" w:hAnsi="Times New Roman" w:cs="Times New Roman"/>
-                <w:spacing w:val="-20"/>
-              </w:rPr>
-              <w:t>.</w:t>
-            </w:r>
-            <w:r>
-              <w:rPr>
-                <w:rFonts w:ascii="Times New Roman" w:eastAsia="Calibri" w:hAnsi="Times New Roman" w:cs="Times New Roman"/>
-                <w:spacing w:val="-20"/>
-              </w:rPr>
-              <w:t>000</w:t>
-            </w:r>
-            <w:r>
-              <w:rPr>
-                <w:rFonts w:ascii="Times New Roman" w:eastAsia="Calibri" w:hAnsi="Times New Roman" w:cs="Times New Roman"/>
-                <w:spacing w:val="-20"/>
-              </w:rPr>
-              <w:t>.</w:t>
-            </w:r>
-            <w:r>
-              <w:rPr>
-                <w:rFonts w:ascii="Times New Roman" w:eastAsia="Calibri" w:hAnsi="Times New Roman" w:cs="Times New Roman"/>
-                <w:spacing w:val="-20"/>
-              </w:rPr>
-              <w:t>000</w:t>
-            </w:r>
-            <w:r>
-              <w:rPr>
-                <w:rFonts w:ascii="Times New Roman" w:eastAsia="Calibri" w:hAnsi="Times New Roman" w:cs="Times New Roman"/>
-                <w:spacing w:val="-20"/>
-              </w:rPr>
-              <w:t xml:space="preserve"> </w:t>
-            </w:r>
-            <w:r>
-              <w:rPr>
-                <w:rFonts w:ascii="Times New Roman" w:eastAsia="Calibri" w:hAnsi="Times New Roman" w:cs="Times New Roman"/>
-                <w:spacing w:val="-20"/>
-              </w:rPr>
-              <w:t xml:space="preserve"> đồng</w:t>
+              <w:t>đồng</w:t>
             </w:r>
           </w:p>
         </w:tc>
@@ -2221,8 +2252,6 @@
                 <w:rFonts w:ascii="Times New Roman" w:eastAsia="Calibri" w:hAnsi="Times New Roman" w:cs="Times New Roman"/>
               </w:rPr>
             </w:pPr>
-            <w:bookmarkStart w:id="0" w:name="_GoBack"/>
-            <w:bookmarkEnd w:id="0"/>
           </w:p>
         </w:tc>
         <w:tc>
@@ -4816,9 +4845,12 @@
             <w:r>
               <w:rPr>
                 <w:rFonts w:ascii="Times New Roman" w:eastAsia="Calibri" w:hAnsi="Times New Roman" w:cs="Times New Roman"/>
-              </w:rPr>
-              <w:t>YEOH ZHONG XIANG</w:t>
-            </w:r>
+                <w:b/>
+              </w:rPr>
+              <w:t>PHẠM CÔNG SANG</w:t>
+            </w:r>
+            <w:bookmarkStart w:id="0" w:name="_GoBack"/>
+            <w:bookmarkEnd w:id="0"/>
           </w:p>
         </w:tc>
       </w:tr>

--- a/CÔNG TY PERFECT VENUS/PerfectVenus_ThayDoiThanhVien_DDPL/PerfectVenus_ThayDoiThanhVien/PerfectVenus_DSThanhVien_Mẫu số 6.docx
+++ b/CÔNG TY PERFECT VENUS/PerfectVenus_ThayDoiThanhVien_DDPL/PerfectVenus_ThayDoiThanhVien/PerfectVenus_DSThanhVien_Mẫu số 6.docx
@@ -4844,10 +4844,11 @@
             </w:pPr>
             <w:r>
               <w:rPr>
-                <w:rFonts w:ascii="Times New Roman" w:eastAsia="Calibri" w:hAnsi="Times New Roman" w:cs="Times New Roman"/>
-                <w:b/>
-              </w:rPr>
-              <w:t>PHẠM CÔNG SANG</w:t>
+                <w:rFonts w:ascii="Times New Roman" w:eastAsia="Times New Roman" w:hAnsi="Times New Roman"/>
+                <w:sz w:val="24"/>
+                <w:szCs w:val="24"/>
+              </w:rPr>
+              <w:t>TRẦN THỊ THU HIỀN</w:t>
             </w:r>
             <w:bookmarkStart w:id="0" w:name="_GoBack"/>
             <w:bookmarkEnd w:id="0"/>

--- a/CÔNG TY PERFECT VENUS/PerfectVenus_ThayDoiThanhVien_DDPL/PerfectVenus_ThayDoiThanhVien/PerfectVenus_DSThanhVien_Mẫu số 6.docx
+++ b/CÔNG TY PERFECT VENUS/PerfectVenus_ThayDoiThanhVien_DDPL/PerfectVenus_ThayDoiThanhVien/PerfectVenus_DSThanhVien_Mẫu số 6.docx
@@ -4727,22 +4727,8 @@
               </w:rPr>
               <w:t>NGƯỜI ĐẠI DIỆN THEO PHÁP LUẬT</w:t>
             </w:r>
-            <w:r>
-              <w:rPr>
-                <w:rFonts w:ascii="Times New Roman" w:eastAsia="Times New Roman" w:hAnsi="Times New Roman" w:cs="Times New Roman"/>
-                <w:b/>
-                <w:bCs/>
-                <w:lang w:eastAsia="zh-CN"/>
-              </w:rPr>
-              <w:t>/CHỦ TỊCH HỘI ĐỒNG THÀNH VIÊN</w:t>
-            </w:r>
-            <w:r>
-              <w:rPr>
-                <w:rFonts w:ascii="Times New Roman" w:eastAsia="Calibri" w:hAnsi="Times New Roman" w:cs="Times New Roman"/>
-                <w:b/>
-              </w:rPr>
-              <w:t xml:space="preserve"> CỦA CÔNG TY</w:t>
-            </w:r>
+            <w:bookmarkStart w:id="0" w:name="_GoBack"/>
+            <w:bookmarkEnd w:id="0"/>
           </w:p>
           <w:p>
             <w:pPr>
@@ -4850,8 +4836,6 @@
               </w:rPr>
               <w:t>TRẦN THỊ THU HIỀN</w:t>
             </w:r>
-            <w:bookmarkStart w:id="0" w:name="_GoBack"/>
-            <w:bookmarkEnd w:id="0"/>
           </w:p>
         </w:tc>
       </w:tr>
